--- a/239006_DeptManager_Engineering.docx
+++ b/239006_DeptManager_Engineering.docx
@@ -398,7 +398,6 @@
           <w:p>
             <w:pPr>
               <w:rPr>
-                <w:rFonts w:hint="cs"/>
                 <w:cs/>
                 <w:lang w:val="en-US" w:bidi="th-TH"/>
               </w:rPr>
@@ -481,11 +480,6 @@
             <w:tcW w:w="5331" w:type="dxa"/>
           </w:tcPr>
           <w:p>
-            <w:pPr>
-              <w:rPr>
-                <w:rFonts w:hint="cs"/>
-              </w:rPr>
-            </w:pPr>
             <w:r>
               <w:rPr>
                 <w:rFonts w:ascii="Browallia New" w:eastAsia="Browallia New" w:hAnsi="Browallia New" w:cs="Browallia New"/>
@@ -558,7 +552,6 @@
           <w:p>
             <w:pPr>
               <w:rPr>
-                <w:rFonts w:hint="cs"/>
                 <w:cs/>
               </w:rPr>
             </w:pPr>
@@ -7388,7 +7381,7 @@
               <w:sdtPr>
                 <w:id w:val="100004"/>
                 <w14:checkbox>
-                  <w14:checked w14:val="0"/>
+                  <w14:checked w14:val="1"/>
                   <w14:checkedState w14:val="2612" w14:font="MS Gothic"/>
                   <w14:uncheckedState w14:val="2610" w14:font="MS Gothic"/>
                 </w14:checkbox>
@@ -7397,9 +7390,8 @@
                 <w:r>
                   <w:rPr>
                     <w:rFonts w:ascii="MS Gothic" w:eastAsia="MS Gothic" w:hAnsi="MS Gothic" w:hint="eastAsia"/>
-                    <w:sz w:val="28"/>
                   </w:rPr>
-                  <w:t>☐</w:t>
+                  <w:t>☒</w:t>
                 </w:r>
               </w:sdtContent>
             </w:sdt>
@@ -7427,7 +7419,6 @@
                 <w:r>
                   <w:rPr>
                     <w:rFonts w:ascii="MS Gothic" w:eastAsia="MS Gothic" w:hAnsi="MS Gothic" w:hint="eastAsia"/>
-                    <w:sz w:val="28"/>
                   </w:rPr>
                   <w:t>☐</w:t>
                 </w:r>
@@ -7580,7 +7571,7 @@
               <w:sdtPr>
                 <w:id w:val="100009"/>
                 <w14:checkbox>
-                  <w14:checked w14:val="0"/>
+                  <w14:checked w14:val="1"/>
                   <w14:checkedState w14:val="2612" w14:font="MS Gothic"/>
                   <w14:uncheckedState w14:val="2610" w14:font="MS Gothic"/>
                 </w14:checkbox>
@@ -7589,9 +7580,8 @@
                 <w:r>
                   <w:rPr>
                     <w:rFonts w:ascii="MS Gothic" w:eastAsia="MS Gothic" w:hAnsi="MS Gothic" w:hint="eastAsia"/>
-                    <w:sz w:val="28"/>
                   </w:rPr>
-                  <w:t>☐</w:t>
+                  <w:t>☒</w:t>
                 </w:r>
               </w:sdtContent>
             </w:sdt>
@@ -7772,7 +7762,7 @@
               <w:sdtPr>
                 <w:id w:val="100014"/>
                 <w14:checkbox>
-                  <w14:checked w14:val="0"/>
+                  <w14:checked w14:val="1"/>
                   <w14:checkedState w14:val="2612" w14:font="MS Gothic"/>
                   <w14:uncheckedState w14:val="2610" w14:font="MS Gothic"/>
                 </w14:checkbox>
@@ -7781,9 +7771,8 @@
                 <w:r>
                   <w:rPr>
                     <w:rFonts w:ascii="MS Gothic" w:eastAsia="MS Gothic" w:hAnsi="MS Gothic" w:hint="eastAsia"/>
-                    <w:sz w:val="28"/>
                   </w:rPr>
-                  <w:t>☐</w:t>
+                  <w:t>☒</w:t>
                 </w:r>
               </w:sdtContent>
             </w:sdt>
@@ -7946,7 +7935,7 @@
               <w:sdtPr>
                 <w:id w:val="100019"/>
                 <w14:checkbox>
-                  <w14:checked w14:val="0"/>
+                  <w14:checked w14:val="1"/>
                   <w14:checkedState w14:val="2612" w14:font="MS Gothic"/>
                   <w14:uncheckedState w14:val="2610" w14:font="MS Gothic"/>
                 </w14:checkbox>
@@ -7955,9 +7944,8 @@
                 <w:r>
                   <w:rPr>
                     <w:rFonts w:ascii="MS Gothic" w:eastAsia="MS Gothic" w:hAnsi="MS Gothic" w:hint="eastAsia"/>
-                    <w:sz w:val="28"/>
                   </w:rPr>
-                  <w:t>☐</w:t>
+                  <w:t>☒</w:t>
                 </w:r>
               </w:sdtContent>
             </w:sdt>
@@ -8136,7 +8124,7 @@
               <w:sdtPr>
                 <w:id w:val="100024"/>
                 <w14:checkbox>
-                  <w14:checked w14:val="0"/>
+                  <w14:checked w14:val="1"/>
                   <w14:checkedState w14:val="2612" w14:font="MS Gothic"/>
                   <w14:uncheckedState w14:val="2610" w14:font="MS Gothic"/>
                 </w14:checkbox>
@@ -8145,9 +8133,8 @@
                 <w:r>
                   <w:rPr>
                     <w:rFonts w:ascii="MS Gothic" w:eastAsia="MS Gothic" w:hAnsi="MS Gothic" w:hint="eastAsia"/>
-                    <w:sz w:val="28"/>
                   </w:rPr>
-                  <w:t>☐</w:t>
+                  <w:t>☒</w:t>
                 </w:r>
               </w:sdtContent>
             </w:sdt>
@@ -8328,7 +8315,7 @@
               <w:sdtPr>
                 <w:id w:val="100029"/>
                 <w14:checkbox>
-                  <w14:checked w14:val="0"/>
+                  <w14:checked w14:val="1"/>
                   <w14:checkedState w14:val="2612" w14:font="MS Gothic"/>
                   <w14:uncheckedState w14:val="2610" w14:font="MS Gothic"/>
                 </w14:checkbox>
@@ -8337,9 +8324,8 @@
                 <w:r>
                   <w:rPr>
                     <w:rFonts w:ascii="MS Gothic" w:eastAsia="MS Gothic" w:hAnsi="MS Gothic" w:hint="eastAsia"/>
-                    <w:sz w:val="28"/>
                   </w:rPr>
-                  <w:t>☐</w:t>
+                  <w:t>☒</w:t>
                 </w:r>
               </w:sdtContent>
             </w:sdt>
@@ -8517,7 +8503,7 @@
               <w:sdtPr>
                 <w:id w:val="100034"/>
                 <w14:checkbox>
-                  <w14:checked w14:val="0"/>
+                  <w14:checked w14:val="1"/>
                   <w14:checkedState w14:val="2612" w14:font="MS Gothic"/>
                   <w14:uncheckedState w14:val="2610" w14:font="MS Gothic"/>
                 </w14:checkbox>
@@ -8526,9 +8512,8 @@
                 <w:r>
                   <w:rPr>
                     <w:rFonts w:ascii="MS Gothic" w:eastAsia="MS Gothic" w:hAnsi="MS Gothic" w:hint="eastAsia"/>
-                    <w:sz w:val="28"/>
                   </w:rPr>
-                  <w:t>☐</w:t>
+                  <w:t>☒</w:t>
                 </w:r>
               </w:sdtContent>
             </w:sdt>
@@ -9732,7 +9717,7 @@
           <w:p>
             <w:pPr>
               <w:rPr>
-                <w:rFonts w:ascii="Browallia New" w:eastAsia="Browallia New" w:hAnsi="Browallia New" w:cs="Browallia New" w:hint="cs"/>
+                <w:rFonts w:ascii="Browallia New" w:eastAsia="Browallia New" w:hAnsi="Browallia New" w:cs="Browallia New"/>
                 <w:i/>
                 <w:color w:val="808080"/>
                 <w:sz w:val="28"/>
@@ -10522,7 +10507,7 @@
               <w:sdtPr>
                 <w:id w:val="200001"/>
                 <w14:checkbox>
-                  <w14:checked w14:val="0"/>
+                  <w14:checked w14:val="1"/>
                   <w14:checkedState w14:val="2612" w14:font="MS Gothic"/>
                   <w14:uncheckedState w14:val="2610" w14:font="MS Gothic"/>
                 </w14:checkbox>
@@ -10531,9 +10516,8 @@
                 <w:r>
                   <w:rPr>
                     <w:rFonts w:ascii="MS Gothic" w:eastAsia="MS Gothic" w:hAnsi="MS Gothic" w:hint="eastAsia"/>
-                    <w:sz w:val="28"/>
                   </w:rPr>
-                  <w:t>☐</w:t>
+                  <w:t>☒</w:t>
                 </w:r>
               </w:sdtContent>
             </w:sdt>
@@ -10742,7 +10726,25 @@
             <w:tcW w:w="3408" w:type="dxa"/>
             <w:shd w:val="clear" w:color="auto" w:fill="FFF2CC"/>
           </w:tcPr>
-          <w:p/>
+          <w:p>
+            <w:pPr>
+              <w:rPr>
+                <w:rFonts w:ascii="Browallia New" w:hAnsi="Browallia New" w:cs="Browallia New"/>
+                <w:sz w:val="28"/>
+                <w:szCs w:val="28"/>
+              </w:rPr>
+            </w:pPr>
+            <w:r>
+              <w:rPr>
+                <w:rFonts w:ascii="Browallia New" w:hAnsi="Browallia New" w:cs="Browallia New"/>
+                <w:sz w:val="28"/>
+                <w:szCs w:val="28"/>
+                <w:cs/>
+                <w:lang w:bidi="th-TH"/>
+              </w:rPr>
+              <w:t>ปองพล สิงห์สนั่น</w:t>
+            </w:r>
+          </w:p>
         </w:tc>
         <w:tc>
           <w:tcPr>
@@ -10842,7 +10844,7 @@
               <w:sdtPr>
                 <w:id w:val="200005"/>
                 <w14:checkbox>
-                  <w14:checked w14:val="0"/>
+                  <w14:checked w14:val="1"/>
                   <w14:checkedState w14:val="2612" w14:font="MS Gothic"/>
                   <w14:uncheckedState w14:val="2610" w14:font="MS Gothic"/>
                 </w14:checkbox>
@@ -10851,9 +10853,8 @@
                 <w:r>
                   <w:rPr>
                     <w:rFonts w:ascii="MS Gothic" w:eastAsia="MS Gothic" w:hAnsi="MS Gothic" w:hint="eastAsia"/>
-                    <w:sz w:val="28"/>
                   </w:rPr>
-                  <w:t>☐</w:t>
+                  <w:t>☒</w:t>
                 </w:r>
               </w:sdtContent>
             </w:sdt>
@@ -19056,6 +19057,7 @@
   <w:style w:type="character" w:default="1" w:styleId="DefaultParagraphFont">
     <w:name w:val="Default Paragraph Font"/>
     <w:uiPriority w:val="1"/>
+    <w:semiHidden/>
     <w:unhideWhenUsed/>
   </w:style>
   <w:style w:type="table" w:default="1" w:styleId="TableNormal">
